--- a/evaluation/samples/faq-template12-ficticia.docx
+++ b/evaluation/samples/faq-template12-ficticia.docx
@@ -7,7 +7,7 @@
         <w:pStyle w:val="Title"/>
       </w:pPr>
       <w:r>
-        <w:t>SimplFAQ</w:t>
+        <w:t>SimpliFAQ</w:t>
       </w:r>
     </w:p>
     <w:p>
@@ -819,7 +819,7 @@
       <w:pStyle w:val="Footer"/>
     </w:pPr>
     <w:r>
-      <w:t>SimplFAQ · Documento com rastreabilidade às fontes · Uso interno</w:t>
+      <w:t>SimpliFAQ · Documento com rastreabilidade às fontes · Uso interno</w:t>
     </w:r>
   </w:p>
 </w:ftr>
